--- a/output/respicast_decision_note.docx
+++ b/output/respicast_decision_note.docx
@@ -107,23 +107,49 @@
         <w:t xml:space="preserve"> </w:t>
       </w:r>
       <w:r>
-        <w:t xml:space="preserve">the 2024 ECDC survey of National Focal Points (NFPs) for respiratory viruses,</w:t>
-      </w:r>
-      <w:r>
-        <w:t xml:space="preserve"> </w:t>
-      </w:r>
-      <w:r>
-        <w:rPr>
-          <w:bCs/>
-          <w:b/>
-        </w:rPr>
-        <w:t xml:space="preserve">designed to evaluate RespiCompass</w:t>
-      </w:r>
-      <w:r>
-        <w:t xml:space="preserve"> </w:t>
-      </w:r>
-      <w:r>
-        <w:t xml:space="preserve">and read across here to RespiCast — which bounds what can be asked of it.</w:t>
+        <w:t xml:space="preserve">the 2024 ECDC survey of National Focal Points (NFPs) for respiratory viruses, run by the ECDC Respiratory Viruses &amp; Legionella group and the Modelling team to learn</w:t>
+      </w:r>
+      <w:r>
+        <w:t xml:space="preserve"> </w:t>
+      </w:r>
+      <w:r>
+        <w:rPr>
+          <w:bCs/>
+          <w:b/>
+        </w:rPr>
+        <w:t xml:space="preserve">whether and how countries use mathematical modelling</w:t>
+      </w:r>
+      <w:r>
+        <w:t xml:space="preserve"> </w:t>
+      </w:r>
+      <w:r>
+        <w:t xml:space="preserve">to interpret surveillance data and inform decisions, and</w:t>
+      </w:r>
+      <w:r>
+        <w:t xml:space="preserve"> </w:t>
+      </w:r>
+      <w:r>
+        <w:rPr>
+          <w:bCs/>
+          <w:b/>
+        </w:rPr>
+        <w:t xml:space="preserve">which outputs they would prefer from ECDC modelling tools</w:t>
+      </w:r>
+      <w:r>
+        <w:t xml:space="preserve">; results were presented to the network in</w:t>
+      </w:r>
+      <w:r>
+        <w:t xml:space="preserve"> </w:t>
+      </w:r>
+      <w:r>
+        <w:rPr>
+          <w:bCs/>
+          <w:b/>
+        </w:rPr>
+        <w:t xml:space="preserve">October 2024</w:t>
+      </w:r>
+      <w:r>
+        <w:t xml:space="preserve">. It is a</w:t>
       </w:r>
       <w:r>
         <w:t xml:space="preserve"> </w:t>
@@ -133,26 +159,26 @@
           <w:iCs/>
           <w:i/>
         </w:rPr>
-        <w:t xml:space="preserve">Vintage:</w:t>
-      </w:r>
-      <w:r>
-        <w:t xml:space="preserve"> </w:t>
-      </w:r>
-      <w:r>
-        <w:t xml:space="preserve">fielded in</w:t>
-      </w:r>
-      <w:r>
-        <w:t xml:space="preserve"> </w:t>
-      </w:r>
-      <w:r>
-        <w:rPr>
-          <w:bCs/>
-          <w:b/>
-        </w:rPr>
-        <w:t xml:space="preserve">2024</w:t>
-      </w:r>
-      <w:r>
-        <w:t xml:space="preserve">, when RespiCast was ~1 year old; it informs a late-2026 decision, so its engagement figures are ~2 years old and cannot be read as current use.</w:t>
+        <w:t xml:space="preserve">general</w:t>
+      </w:r>
+      <w:r>
+        <w:t xml:space="preserve"> </w:t>
+      </w:r>
+      <w:r>
+        <w:t xml:space="preserve">modelling survey — not a RespiCast- or RespiCompass-specific evaluation — so the output-preference question (§2a) is in scope, but the instrument reports</w:t>
+      </w:r>
+      <w:r>
+        <w:t xml:space="preserve"> </w:t>
+      </w:r>
+      <w:r>
+        <w:rPr>
+          <w:bCs/>
+          <w:b/>
+        </w:rPr>
+        <w:t xml:space="preserve">stated awareness and preference, not measured use</w:t>
+      </w:r>
+      <w:r>
+        <w:t xml:space="preserve">.</w:t>
       </w:r>
       <w:r>
         <w:t xml:space="preserve"> </w:t>
@@ -162,84 +188,26 @@
           <w:iCs/>
           <w:i/>
         </w:rPr>
-        <w:t xml:space="preserve">Population:</w:t>
-      </w:r>
-      <w:r>
-        <w:t xml:space="preserve"> </w:t>
-      </w:r>
-      <w:r>
-        <w:rPr>
-          <w:bCs/>
-          <w:b/>
-        </w:rPr>
-        <w:t xml:space="preserve">19 of ~30 NFPs</w:t>
-      </w:r>
-      <w:r>
-        <w:t xml:space="preserve"> </w:t>
-      </w:r>
-      <w:r>
-        <w:t xml:space="preserve">replied — national surveillance / public-health</w:t>
-      </w:r>
-      <w:r>
-        <w:t xml:space="preserve"> </w:t>
-      </w:r>
-      <w:r>
-        <w:rPr>
-          <w:bCs/>
-          <w:b/>
-        </w:rPr>
-        <w:t xml:space="preserve">consumers</w:t>
-      </w:r>
-      <w:r>
-        <w:t xml:space="preserve">, giving one collective</w:t>
-      </w:r>
-      <w:r>
-        <w:t xml:space="preserve"> </w:t>
-      </w:r>
-      <w:r>
-        <w:rPr>
-          <w:bCs/>
-          <w:b/>
-        </w:rPr>
-        <w:t xml:space="preserve">institutional position</w:t>
-      </w:r>
-      <w:r>
-        <w:t xml:space="preserve"> </w:t>
-      </w:r>
-      <w:r>
-        <w:t xml:space="preserve">per country (the respondent need never have opened a forecast). They are</w:t>
-      </w:r>
-      <w:r>
-        <w:t xml:space="preserve"> </w:t>
-      </w:r>
-      <w:r>
-        <w:rPr>
-          <w:bCs/>
-          <w:b/>
-        </w:rPr>
-        <w:t xml:space="preserve">not</w:t>
-      </w:r>
-      <w:r>
-        <w:t xml:space="preserve"> </w:t>
-      </w:r>
-      <w:r>
-        <w:t xml:space="preserve">the contributor modelling network (~9 teams / 28 models) and</w:t>
-      </w:r>
-      <w:r>
-        <w:t xml:space="preserve"> </w:t>
-      </w:r>
-      <w:r>
-        <w:rPr>
-          <w:bCs/>
-          <w:b/>
-        </w:rPr>
-        <w:t xml:space="preserve">not</w:t>
-      </w:r>
-      <w:r>
-        <w:t xml:space="preserve"> </w:t>
-      </w:r>
-      <w:r>
-        <w:t xml:space="preserve">the website-user survey (results due November); those three must not be conflated.</w:t>
+        <w:t xml:space="preserve">Vintage:</w:t>
+      </w:r>
+      <w:r>
+        <w:t xml:space="preserve"> </w:t>
+      </w:r>
+      <w:r>
+        <w:t xml:space="preserve">fielded in</w:t>
+      </w:r>
+      <w:r>
+        <w:t xml:space="preserve"> </w:t>
+      </w:r>
+      <w:r>
+        <w:rPr>
+          <w:bCs/>
+          <w:b/>
+        </w:rPr>
+        <w:t xml:space="preserve">2024</w:t>
+      </w:r>
+      <w:r>
+        <w:t xml:space="preserve">, when RespiCast was ~1 year old; it informs a late-2026 decision, so its figures are ~2 years old.</w:t>
       </w:r>
       <w:r>
         <w:t xml:space="preserve"> </w:t>
@@ -249,6 +217,93 @@
           <w:iCs/>
           <w:i/>
         </w:rPr>
+        <w:t xml:space="preserve">Population:</w:t>
+      </w:r>
+      <w:r>
+        <w:t xml:space="preserve"> </w:t>
+      </w:r>
+      <w:r>
+        <w:rPr>
+          <w:bCs/>
+          <w:b/>
+        </w:rPr>
+        <w:t xml:space="preserve">19 of ~30 NFPs</w:t>
+      </w:r>
+      <w:r>
+        <w:t xml:space="preserve"> </w:t>
+      </w:r>
+      <w:r>
+        <w:t xml:space="preserve">replied — national surveillance / public-health</w:t>
+      </w:r>
+      <w:r>
+        <w:t xml:space="preserve"> </w:t>
+      </w:r>
+      <w:r>
+        <w:rPr>
+          <w:bCs/>
+          <w:b/>
+        </w:rPr>
+        <w:t xml:space="preserve">consumers</w:t>
+      </w:r>
+      <w:r>
+        <w:t xml:space="preserve">, giving one collective</w:t>
+      </w:r>
+      <w:r>
+        <w:t xml:space="preserve"> </w:t>
+      </w:r>
+      <w:r>
+        <w:rPr>
+          <w:bCs/>
+          <w:b/>
+        </w:rPr>
+        <w:t xml:space="preserve">institutional position</w:t>
+      </w:r>
+      <w:r>
+        <w:t xml:space="preserve"> </w:t>
+      </w:r>
+      <w:r>
+        <w:t xml:space="preserve">per country (the respondent need never have opened a forecast). They are</w:t>
+      </w:r>
+      <w:r>
+        <w:t xml:space="preserve"> </w:t>
+      </w:r>
+      <w:r>
+        <w:rPr>
+          <w:bCs/>
+          <w:b/>
+        </w:rPr>
+        <w:t xml:space="preserve">not</w:t>
+      </w:r>
+      <w:r>
+        <w:t xml:space="preserve"> </w:t>
+      </w:r>
+      <w:r>
+        <w:t xml:space="preserve">the contributor modelling network (~9 teams / 28 models) and</w:t>
+      </w:r>
+      <w:r>
+        <w:t xml:space="preserve"> </w:t>
+      </w:r>
+      <w:r>
+        <w:rPr>
+          <w:bCs/>
+          <w:b/>
+        </w:rPr>
+        <w:t xml:space="preserve">not</w:t>
+      </w:r>
+      <w:r>
+        <w:t xml:space="preserve"> </w:t>
+      </w:r>
+      <w:r>
+        <w:t xml:space="preserve">the website-user survey (results due November); those three must not be conflated.</w:t>
+      </w:r>
+      <w:r>
+        <w:t xml:space="preserve"> </w:t>
+      </w:r>
+      <w:r>
+        <w:rPr>
+          <w:iCs/>
+          <w:i/>
+        </w:rPr>
         <w:t xml:space="preserve">Non-response:</w:t>
       </w:r>
       <w:r>
@@ -271,7 +326,7 @@
         <w:t xml:space="preserve"> </w:t>
       </w:r>
       <w:r>
-        <w:t xml:space="preserve">engaged, so the engagement figures here are, if anything,</w:t>
+        <w:t xml:space="preserve">aware/engaged, so the figures here are, if anything,</w:t>
       </w:r>
       <w:r>
         <w:t xml:space="preserve"> </w:t>
@@ -284,7 +339,7 @@
         <w:t xml:space="preserve">optimistic</w:t>
       </w:r>
       <w:r>
-        <w:t xml:space="preserve">; every share also moves ~5 points per country and subgroup counts below are single digits.</w:t>
+        <w:t xml:space="preserve">; every share moves ~5 points per country and subgroup counts below are single digits.</w:t>
       </w:r>
       <w:r>
         <w:t xml:space="preserve"> </w:t>
@@ -617,265 +672,207 @@
           <w:bCs/>
           <w:b/>
         </w:rPr>
-        <w:t xml:space="preserve">2. Does the need convert into demand? Read straight.</w:t>
-      </w:r>
-      <w:r>
-        <w:t xml:space="preserve"> </w:t>
-      </w:r>
-      <w:r>
-        <w:t xml:space="preserve">Engagement with RespiCast averages</w:t>
-      </w:r>
-      <w:r>
-        <w:t xml:space="preserve"> </w:t>
-      </w:r>
-      <w:r>
-        <w:rPr>
-          <w:bCs/>
-          <w:b/>
-        </w:rPr>
-        <w:t xml:space="preserve">2.1 / 5</w:t>
-      </w:r>
-      <w:r>
-        <w:t xml:space="preserve"> </w:t>
-      </w:r>
-      <w:r>
-        <w:t xml:space="preserve">(18 countries), but the average hides the structure that matters. Separating awareness from use: countries with a team engage at</w:t>
-      </w:r>
-      <w:r>
-        <w:t xml:space="preserve"> </w:t>
-      </w:r>
-      <w:r>
-        <w:rPr>
-          <w:bCs/>
-          <w:b/>
-        </w:rPr>
-        <w:t xml:space="preserve">2.2</w:t>
-      </w:r>
-      <w:r>
-        <w:t xml:space="preserve"> </w:t>
-      </w:r>
-      <w:r>
-        <w:t xml:space="preserve">(n = 5); the no-modeller countries average</w:t>
-      </w:r>
-      <w:r>
-        <w:t xml:space="preserve"> </w:t>
-      </w:r>
-      <w:r>
-        <w:rPr>
-          <w:bCs/>
-          <w:b/>
-        </w:rPr>
-        <w:t xml:space="preserve">2.1</w:t>
-      </w:r>
-      <w:r>
-        <w:t xml:space="preserve"> </w:t>
-      </w:r>
-      <w:r>
-        <w:t xml:space="preserve">(n = 13) — but that includes</w:t>
-      </w:r>
-      <w:r>
-        <w:t xml:space="preserve"> </w:t>
-      </w:r>
-      <w:r>
-        <w:rPr>
-          <w:bCs/>
-          <w:b/>
-        </w:rPr>
-        <w:t xml:space="preserve">three that were unaware</w:t>
-      </w:r>
-      <w:r>
-        <w:t xml:space="preserve"> </w:t>
-      </w:r>
-      <w:r>
-        <w:t xml:space="preserve">(score 0), and the</w:t>
-      </w:r>
-      <w:r>
-        <w:t xml:space="preserve"> </w:t>
-      </w:r>
-      <w:r>
-        <w:rPr>
-          <w:bCs/>
-          <w:b/>
-        </w:rPr>
-        <w:t xml:space="preserve">ten</w:t>
-      </w:r>
-      <w:r>
-        <w:rPr>
-          <w:bCs/>
-          <w:b/>
-        </w:rPr>
+        <w:t xml:space="preserve">2. Awareness — not use — and it is thinnest where the need is greatest.</w:t>
+      </w:r>
+      <w:r>
+        <w:t xml:space="preserve"> </w:t>
+      </w:r>
+      <w:r>
+        <w:t xml:space="preserve">Q5 asked</w:t>
+      </w:r>
+      <w:r>
         <w:t xml:space="preserve"> </w:t>
       </w:r>
       <w:r>
         <w:rPr>
           <w:iCs/>
           <w:i/>
-          <w:bCs/>
-          <w:b/>
-        </w:rPr>
-        <w:t xml:space="preserve">aware</w:t>
-      </w:r>
-      <w:r>
-        <w:rPr>
-          <w:bCs/>
-          <w:b/>
-        </w:rPr>
-        <w:t xml:space="preserve"> </w:t>
-      </w:r>
-      <w:r>
-        <w:rPr>
-          <w:bCs/>
-          <w:b/>
-        </w:rPr>
-        <w:t xml:space="preserve">no-modeller countries engage at 2.7</w:t>
-      </w:r>
-      <w:r>
-        <w:t xml:space="preserve"> </w:t>
-      </w:r>
-      <w:r>
-        <w:t xml:space="preserve">(n = 10), the highest of any group and level with the mature-forecast ceiling (§3). Two readings were possible in principle — that value is merely</w:t>
-      </w:r>
-      <w:r>
-        <w:t xml:space="preserve"> </w:t>
+        </w:rPr>
+        <w:t xml:space="preserve">“</w:t>
       </w:r>
       <w:r>
         <w:rPr>
           <w:iCs/>
           <w:i/>
         </w:rPr>
-        <w:t xml:space="preserve">latent</w:t>
-      </w:r>
-      <w:r>
-        <w:t xml:space="preserve">, or the more troubling one that the absence of capacity is</w:t>
-      </w:r>
-      <w:r>
-        <w:t xml:space="preserve"> </w:t>
-      </w:r>
-      <w:r>
-        <w:rPr>
-          <w:bCs/>
-          <w:b/>
-        </w:rPr>
-        <w:t xml:space="preserve">not converting into demand</w:t>
-      </w:r>
-      <w:r>
-        <w:t xml:space="preserve">. The review’s discriminator — do the RespiCast-</w:t>
-      </w:r>
-      <w:r>
-        <w:rPr>
-          <w:bCs/>
-          <w:b/>
-        </w:rPr>
-        <w:t xml:space="preserve">unaware</w:t>
-      </w:r>
-      <w:r>
-        <w:t xml:space="preserve"> </w:t>
-      </w:r>
-      <w:r>
-        <w:t xml:space="preserve">cluster among the no-modeller countries? — resolves it, at small n, toward the first:</w:t>
-      </w:r>
-      <w:r>
-        <w:t xml:space="preserve"> </w:t>
-      </w:r>
-      <w:r>
-        <w:rPr>
-          <w:bCs/>
-          <w:b/>
-        </w:rPr>
-        <w:t xml:space="preserve">all three</w:t>
-      </w:r>
-      <w:r>
-        <w:rPr>
-          <w:bCs/>
-          <w:b/>
-        </w:rPr>
-        <w:t xml:space="preserve"> </w:t>
-      </w:r>
-      <w:r>
-        <w:rPr>
-          <w:bCs/>
-          <w:b/>
-        </w:rPr>
-        <w:t xml:space="preserve">“</w:t>
-      </w:r>
-      <w:r>
-        <w:rPr>
-          <w:bCs/>
-          <w:b/>
-        </w:rPr>
-        <w:t xml:space="preserve">not aware</w:t>
-      </w:r>
-      <w:r>
-        <w:rPr>
-          <w:bCs/>
-          <w:b/>
-        </w:rPr>
-        <w:t xml:space="preserve">”</w:t>
-      </w:r>
-      <w:r>
-        <w:rPr>
-          <w:bCs/>
-          <w:b/>
-        </w:rPr>
-        <w:t xml:space="preserve"> </w:t>
-      </w:r>
-      <w:r>
-        <w:rPr>
-          <w:bCs/>
-          <w:b/>
-        </w:rPr>
-        <w:t xml:space="preserve">responses come from no-modeller countries; every country with any in-house capacity was aware.</w:t>
-      </w:r>
-      <w:r>
-        <w:t xml:space="preserve"> </w:t>
-      </w:r>
-      <w:r>
-        <w:t xml:space="preserve">So the low average is largely an</w:t>
-      </w:r>
-      <w:r>
-        <w:t xml:space="preserve"> </w:t>
-      </w:r>
-      <w:r>
-        <w:rPr>
-          <w:bCs/>
-          <w:b/>
-        </w:rPr>
-        <w:t xml:space="preserve">awareness / distribution gap</w:t>
-      </w:r>
-      <w:r>
-        <w:t xml:space="preserve"> </w:t>
-      </w:r>
-      <w:r>
-        <w:t xml:space="preserve">among the highest-need countries — cheap to close, favouring</w:t>
-      </w:r>
-      <w:r>
-        <w:t xml:space="preserve"> </w:t>
+        <w:t xml:space="preserve">how aware are you of respiratory virus burden modelling work done at ECDC?</w:t>
       </w:r>
       <w:r>
         <w:rPr>
           <w:iCs/>
           <w:i/>
         </w:rPr>
+        <w:t xml:space="preserve">”</w:t>
+      </w:r>
+      <w:r>
+        <w:t xml:space="preserve">, rated 0–5 on a slider per output. It measures</w:t>
+      </w:r>
+      <w:r>
+        <w:t xml:space="preserve"> </w:t>
+      </w:r>
+      <w:r>
+        <w:rPr>
+          <w:bCs/>
+          <w:b/>
+        </w:rPr>
+        <w:t xml:space="preserve">awareness, not use</w:t>
+      </w:r>
+      <w:r>
+        <w:t xml:space="preserve"> </w:t>
+      </w:r>
+      <w:r>
+        <w:t xml:space="preserve">— a distinction the first draft of this note blurred and this version corrects. Awareness of RespiCast averages</w:t>
+      </w:r>
+      <w:r>
+        <w:t xml:space="preserve"> </w:t>
+      </w:r>
+      <w:r>
+        <w:rPr>
+          <w:bCs/>
+          <w:b/>
+        </w:rPr>
+        <w:t xml:space="preserve">2.1 / 5</w:t>
+      </w:r>
+      <w:r>
+        <w:t xml:space="preserve"> </w:t>
+      </w:r>
+      <w:r>
+        <w:t xml:space="preserve">(18 countries) and is</w:t>
+      </w:r>
+      <w:r>
+        <w:t xml:space="preserve"> </w:t>
+      </w:r>
+      <w:r>
+        <w:rPr>
+          <w:bCs/>
+          <w:b/>
+        </w:rPr>
+        <w:t xml:space="preserve">not</w:t>
+      </w:r>
+      <w:r>
+        <w:t xml:space="preserve"> </w:t>
+      </w:r>
+      <w:r>
+        <w:t xml:space="preserve">higher where in-house capacity is absent: no-modeller countries average</w:t>
+      </w:r>
+      <w:r>
+        <w:t xml:space="preserve"> </w:t>
+      </w:r>
+      <w:r>
+        <w:rPr>
+          <w:bCs/>
+          <w:b/>
+        </w:rPr>
+        <w:t xml:space="preserve">2.08</w:t>
+      </w:r>
+      <w:r>
+        <w:t xml:space="preserve"> </w:t>
+      </w:r>
+      <w:r>
+        <w:t xml:space="preserve">(n = 13), those with a team</w:t>
+      </w:r>
+      <w:r>
+        <w:t xml:space="preserve"> </w:t>
+      </w:r>
+      <w:r>
+        <w:rPr>
+          <w:bCs/>
+          <w:b/>
+        </w:rPr>
+        <w:t xml:space="preserve">2.2</w:t>
+      </w:r>
+      <w:r>
+        <w:t xml:space="preserve"> </w:t>
+      </w:r>
+      <w:r>
+        <w:t xml:space="preserve">(n = 5). The review’s discriminator — do the RespiCast-</w:t>
+      </w:r>
+      <w:r>
+        <w:rPr>
+          <w:bCs/>
+          <w:b/>
+        </w:rPr>
+        <w:t xml:space="preserve">unaware</w:t>
+      </w:r>
+      <w:r>
+        <w:t xml:space="preserve"> </w:t>
+      </w:r>
+      <w:r>
+        <w:t xml:space="preserve">cluster among the no-modeller countries? — lands cleanly, at small n:</w:t>
+      </w:r>
+      <w:r>
+        <w:t xml:space="preserve"> </w:t>
+      </w:r>
+      <w:r>
+        <w:rPr>
+          <w:bCs/>
+          <w:b/>
+        </w:rPr>
+        <w:t xml:space="preserve">all three institutes entirely unaware of RespiCast have no modelling team; every country with any in-house capacity was aware.</w:t>
+      </w:r>
+      <w:r>
+        <w:t xml:space="preserve"> </w:t>
+      </w:r>
+      <w:r>
+        <w:t xml:space="preserve">So the awareness gap sits exactly where the need is greatest — a</w:t>
+      </w:r>
+      <w:r>
+        <w:t xml:space="preserve"> </w:t>
+      </w:r>
+      <w:r>
+        <w:rPr>
+          <w:bCs/>
+          <w:b/>
+        </w:rPr>
+        <w:t xml:space="preserve">distribution / communications gap</w:t>
+      </w:r>
+      <w:r>
+        <w:t xml:space="preserve">, cheap to close, favouring</w:t>
+      </w:r>
+      <w:r>
+        <w:t xml:space="preserve"> </w:t>
+      </w:r>
+      <w:r>
+        <w:rPr>
+          <w:iCs/>
+          <w:i/>
+        </w:rPr>
         <w:t xml:space="preserve">continuation-evolved</w:t>
       </w:r>
       <w:r>
-        <w:t xml:space="preserve">; where the product is known, the need</w:t>
-      </w:r>
-      <w:r>
-        <w:t xml:space="preserve"> </w:t>
-      </w:r>
-      <w:r>
-        <w:rPr>
-          <w:bCs/>
-          <w:b/>
-        </w:rPr>
-        <w:t xml:space="preserve">does</w:t>
-      </w:r>
-      <w:r>
-        <w:t xml:space="preserve"> </w:t>
-      </w:r>
-      <w:r>
-        <w:t xml:space="preserve">appear to convert into demand. This rests on three unaware and ten aware responses: indicative, not robust.</w:t>
+        <w:t xml:space="preserve">. What the survey</w:t>
+      </w:r>
+      <w:r>
+        <w:t xml:space="preserve"> </w:t>
+      </w:r>
+      <w:r>
+        <w:rPr>
+          <w:bCs/>
+          <w:b/>
+        </w:rPr>
+        <w:t xml:space="preserve">cannot</w:t>
+      </w:r>
+      <w:r>
+        <w:t xml:space="preserve"> </w:t>
+      </w:r>
+      <w:r>
+        <w:t xml:space="preserve">say is whether closing it converts into use: Q5 is awareness only, and the sole evidence on actual use is the open text (§5), where several institutes state they have</w:t>
+      </w:r>
+      <w:r>
+        <w:t xml:space="preserve"> </w:t>
+      </w:r>
+      <w:r>
+        <w:rPr>
+          <w:bCs/>
+          <w:b/>
+        </w:rPr>
+        <w:t xml:space="preserve">not yet used</w:t>
+      </w:r>
+      <w:r>
+        <w:t xml:space="preserve"> </w:t>
+      </w:r>
+      <w:r>
+        <w:t xml:space="preserve">the outputs. Awareness is a necessary, not a sufficient, condition for value.</w:t>
       </w:r>
     </w:p>
     <w:p>
@@ -887,74 +884,121 @@
           <w:bCs/>
           <w:b/>
         </w:rPr>
-        <w:t xml:space="preserve">3. But the ceiling is modest.</w:t>
-      </w:r>
-      <w:r>
-        <w:t xml:space="preserve"> </w:t>
-      </w:r>
-      <w:r>
-        <w:t xml:space="preserve">Those aware no-modeller users sit at ~2.7 — which is also where the</w:t>
-      </w:r>
-      <w:r>
-        <w:t xml:space="preserve"> </w:t>
-      </w:r>
-      <w:r>
-        <w:rPr>
-          <w:bCs/>
-          <w:b/>
-        </w:rPr>
-        <w:t xml:space="preserve">COVID-19 Forecast Hub, three years in service, sits</w:t>
-      </w:r>
-      <w:r>
-        <w:t xml:space="preserve"> </w:t>
-      </w:r>
-      <w:r>
-        <w:t xml:space="preserve">(guidance documents reach 3.9). Forecasts as a class engage</w:t>
-      </w:r>
-      <w:r>
-        <w:t xml:space="preserve"> </w:t>
-      </w:r>
-      <w:r>
-        <w:rPr>
-          <w:bCs/>
-          <w:b/>
-        </w:rPr>
-        <w:t xml:space="preserve">below</w:t>
-      </w:r>
-      <w:r>
-        <w:t xml:space="preserve"> </w:t>
-      </w:r>
-      <w:r>
-        <w:t xml:space="preserve">guidance; the mature-forecast ceiling looks</w:t>
-      </w:r>
-      <w:r>
-        <w:t xml:space="preserve"> </w:t>
-      </w:r>
-      <w:r>
-        <w:rPr>
-          <w:bCs/>
-          <w:b/>
-        </w:rPr>
-        <w:t xml:space="preserve">≈ 2.7</w:t>
-      </w:r>
-      <w:r>
-        <w:t xml:space="preserve">. So closing the awareness gap would lift the average toward ~2.7,</w:t>
-      </w:r>
-      <w:r>
-        <w:t xml:space="preserve"> </w:t>
-      </w:r>
-      <w:r>
-        <w:rPr>
-          <w:bCs/>
-          <w:b/>
-        </w:rPr>
-        <w:t xml:space="preserve">not toward high use</w:t>
-      </w:r>
-      <w:r>
-        <w:t xml:space="preserve"> </w:t>
-      </w:r>
-      <w:r>
-        <w:t xml:space="preserve">— even a fully-reached rollout of this product class plateaus at moderate engagement. With the 2024 vintage, 2.1 is an early and probably optimistic reading, and ~2.7 is the realistic ceiling.</w:t>
+        <w:t xml:space="preserve">2a. The preference question (in scope, this time).</w:t>
+      </w:r>
+      <w:r>
+        <w:t xml:space="preserve"> </w:t>
+      </w:r>
+      <w:r>
+        <w:t xml:space="preserve">The survey explicitly asked which outputs NFPs would prefer, so the forecasts-vs-scenarios comparison is a legitimate finding, not a by-product:</w:t>
+      </w:r>
+      <w:r>
+        <w:t xml:space="preserve"> </w:t>
+      </w:r>
+      <w:r>
+        <w:rPr>
+          <w:bCs/>
+          <w:b/>
+        </w:rPr>
+        <w:t xml:space="preserve">15 of 19 (79%)</w:t>
+      </w:r>
+      <w:r>
+        <w:t xml:space="preserve"> </w:t>
+      </w:r>
+      <w:r>
+        <w:t xml:space="preserve">expect RespiCast to be useful, and among those who chose a single output, forecasts were preferred to scenarios</w:t>
+      </w:r>
+      <w:r>
+        <w:t xml:space="preserve"> </w:t>
+      </w:r>
+      <w:r>
+        <w:rPr>
+          <w:bCs/>
+          <w:b/>
+        </w:rPr>
+        <w:t xml:space="preserve">5:1</w:t>
+      </w:r>
+      <w:r>
+        <w:t xml:space="preserve">. In least-cost terms this supports ECDC providing</w:t>
+      </w:r>
+      <w:r>
+        <w:t xml:space="preserve"> </w:t>
+      </w:r>
+      <w:r>
+        <w:rPr>
+          <w:bCs/>
+          <w:b/>
+        </w:rPr>
+        <w:t xml:space="preserve">a</w:t>
+      </w:r>
+      <w:r>
+        <w:t xml:space="preserve"> </w:t>
+      </w:r>
+      <w:r>
+        <w:t xml:space="preserve">central forecast in preference to a scenario product — it says nothing about whether that forecast must be the multi-model hub.</w:t>
+      </w:r>
+    </w:p>
+    <w:p>
+      <w:pPr>
+        <w:pStyle w:val="BodyText"/>
+      </w:pPr>
+      <w:r>
+        <w:rPr>
+          <w:bCs/>
+          <w:b/>
+        </w:rPr>
+        <w:t xml:space="preserve">3. The low score is largely recency.</w:t>
+      </w:r>
+      <w:r>
+        <w:t xml:space="preserve"> </w:t>
+      </w:r>
+      <w:r>
+        <w:t xml:space="preserve">Awareness tracks how long an output has been in circulation:</w:t>
+      </w:r>
+      <w:r>
+        <w:t xml:space="preserve"> </w:t>
+      </w:r>
+      <w:r>
+        <w:rPr>
+          <w:bCs/>
+          <w:b/>
+        </w:rPr>
+        <w:t xml:space="preserve">guidance documents (since 2020) sit at 3.9</w:t>
+      </w:r>
+      <w:r>
+        <w:t xml:space="preserve">, the COVID-era hubs at ~2.7,</w:t>
+      </w:r>
+      <w:r>
+        <w:t xml:space="preserve"> </w:t>
+      </w:r>
+      <w:r>
+        <w:rPr>
+          <w:bCs/>
+          <w:b/>
+        </w:rPr>
+        <w:t xml:space="preserve">RespiCast (2023) at 2.1</w:t>
+      </w:r>
+      <w:r>
+        <w:t xml:space="preserve"> </w:t>
+      </w:r>
+      <w:r>
+        <w:t xml:space="preserve">and</w:t>
+      </w:r>
+      <w:r>
+        <w:t xml:space="preserve"> </w:t>
+      </w:r>
+      <w:r>
+        <w:rPr>
+          <w:bCs/>
+          <w:b/>
+        </w:rPr>
+        <w:t xml:space="preserve">RespiCompass (2024) at 1.35</w:t>
+      </w:r>
+      <w:r>
+        <w:t xml:space="preserve"> </w:t>
+      </w:r>
+      <w:r>
+        <w:t xml:space="preserve">— newest, least known. So RespiCast’s low awareness is substantially a recency and communication-reach effect, not a signal about its value or use; closing the gap (cheap comms) would move it toward the level of the older, better-known outputs. Even this awareness reading is ~2 years stale.</w:t>
       </w:r>
     </w:p>
     <w:p>
@@ -1481,7 +1525,30 @@
         <w:t xml:space="preserve"> </w:t>
       </w:r>
       <w:r>
-        <w:t xml:space="preserve">Internal ECDC value (the ERVISS-integration interviews); surge / emergency-response capacity; forecast</w:t>
+        <w:rPr>
+          <w:bCs/>
+          <w:b/>
+        </w:rPr>
+        <w:t xml:space="preserve">Actual use / uptake</w:t>
+      </w:r>
+      <w:r>
+        <w:t xml:space="preserve"> </w:t>
+      </w:r>
+      <w:r>
+        <w:t xml:space="preserve">(Q5 is</w:t>
+      </w:r>
+      <w:r>
+        <w:t xml:space="preserve"> </w:t>
+      </w:r>
+      <w:r>
+        <w:rPr>
+          <w:iCs/>
+          <w:i/>
+        </w:rPr>
+        <w:t xml:space="preserve">awareness</w:t>
+      </w:r>
+      <w:r>
+        <w:t xml:space="preserve">; only the open text touches use); internal ECDC value (the ERVISS-integration interviews); surge / emergency-response capacity; forecast</w:t>
       </w:r>
       <w:r>
         <w:t xml:space="preserve"> </w:t>
@@ -1497,7 +1564,7 @@
         <w:t xml:space="preserve"> </w:t>
       </w:r>
       <w:r>
-        <w:t xml:space="preserve">(this is stated need and perception, not performance); the</w:t>
+        <w:t xml:space="preserve">(this is stated awareness, need and preference, not performance); the</w:t>
       </w:r>
       <w:r>
         <w:t xml:space="preserve"> </w:t>
@@ -1576,7 +1643,7 @@
         <w:t xml:space="preserve"> </w:t>
       </w:r>
       <w:r>
-        <w:t xml:space="preserve">central forecast, not specifically for the multi-model hub; engagement modest and possibly near a ~2.7 class ceiling.</w:t>
+        <w:t xml:space="preserve">central forecast, not specifically for the multi-model hub; awareness modest and, given recency, likely to rise only toward the ~2.7 level of the older outputs.</w:t>
       </w:r>
     </w:p>
     <w:p>
@@ -1747,7 +1814,7 @@
           <w:iCs/>
           <w:i/>
         </w:rPr>
-        <w:t xml:space="preserve">. Subgroup counts are single digits; percentages are indicative (±~5 points per country) and, given non-response, likely optimistic. A companion comparison — that more NFPs expect both ECDC products to be useful than either alone, with open comments favouring forecasts as more reliable and actionable than long-horizon scenarios — is drawn from a RespiCompass-designed instrument and is not relied on here.</w:t>
+        <w:t xml:space="preserve">. Subgroup counts are single digits; percentages are indicative (±~5 points per country) and, given non-response, likely optimistic. The open comments add that forecasts are seen as more reliable and actionable than long-horizon scenarios — consistent with the §2a preference — but remain qualitative signal, not measured use.</w:t>
       </w:r>
     </w:p>
     <w:sectPr/>
